--- a/spa/docx/65.content.docx
+++ b/spa/docx/65.content.docx
@@ -19,7 +19,7 @@
         <w:rPr>
           <w:lang w:val="es_ES" w:bidi="es_ES"/>
         </w:rPr>
-        <w:t>Resource: Notas de Traducción (unfoldingWord)</w:t>
+        <w:t>Resource: unfoldingWord® Translation Notes</w:t>
       </w:r>
       <w:r>
         <w:rPr>
@@ -90,7 +90,7 @@
         <w:rPr>
           <w:lang w:val="es_ES" w:bidi="es_ES"/>
         </w:rPr>
-        <w:t>Notas de Traducción (unfoldingWord)</w:t>
+        <w:t>unfoldingWord® Translation Notes</w:t>
       </w:r>
     </w:p>
     <w:p>

--- a/spa/docx/65.content.docx
+++ b/spa/docx/65.content.docx
@@ -196,6 +196,21 @@
         <w:rPr>
           <w:lang w:val="es_ES" w:bidi="es_ES"/>
         </w:rPr>
+      </w:r>
+    </w:p>
+    <w:p>
+      <w:pPr/>
+      <w:r>
+        <w:rPr>
+          <w:lang w:val="es_ES" w:bidi="es_ES"/>
+        </w:rPr>
+      </w:r>
+      <w:r>
+        <w:rPr>
+          <w:b/>
+          <w:lang w:val="es_ES" w:bidi="es_ES"/>
+        </w:rPr>
+        <w:t>ἰδοὺ</w:t>
       </w:r>
     </w:p>
     <w:p>
